--- a/ppqs/2_ppq/Q2_bmjm501.docx
+++ b/ppqs/2_ppq/Q2_bmjm501.docx
@@ -75,7 +75,7 @@
                 <v:stroke joinstyle="miter"/>
                 <v:path gradientshapeok="t" o:connecttype="rect"/>
               </v:shapetype>
-              <v:shape id="Text Box 6" o:spid="_x0000_s1026" type="#_x0000_t202" style="position:absolute;margin-left:299.25pt;margin-top:181.5pt;width:98.25pt;height:38.25pt;z-index:251668480;visibility:visible;mso-wrap-style:square;mso-width-percent:0;mso-height-percent:0;mso-wrap-distance-left:9pt;mso-wrap-distance-top:0;mso-wrap-distance-right:9pt;mso-wrap-distance-bottom:0;mso-position-horizontal:absolute;mso-position-horizontal-relative:text;mso-position-vertical:absolute;mso-position-vertical-relative:text;mso-width-percent:0;mso-height-percent:0;mso-width-relative:margin;mso-height-relative:margin;v-text-anchor:top" o:gfxdata="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" filled="f" strokeweight=".5pt">
+              <v:shape id="Text Box 6" o:spid="_x0000_s1026" type="#_x0000_t202" style="position:absolute;margin-left:299.25pt;margin-top:181.5pt;width:98.25pt;height:38.25pt;z-index:251668480;visibility:visible;mso-wrap-style:square;mso-width-percent:0;mso-height-percent:0;mso-wrap-distance-left:9pt;mso-wrap-distance-top:0;mso-wrap-distance-right:9pt;mso-wrap-distance-bottom:0;mso-position-horizontal:absolute;mso-position-horizontal-relative:text;mso-position-vertical:absolute;mso-position-vertical-relative:text;mso-width-percent:0;mso-height-percent:0;mso-width-relative:margin;mso-height-relative:margin;v-text-anchor:top" o:gfxdata="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" filled="f" strokeweight=".5pt">
                 <v:textbox>
                   <w:txbxContent>
                     <w:p>
@@ -228,7 +228,7 @@
           </mc:Choice>
           <mc:Fallback>
             <w:pict>
-              <v:shape w14:anchorId="0B82DC4D" id="_x0000_s1027" type="#_x0000_t202" style="position:absolute;margin-left:195pt;margin-top:264pt;width:106.5pt;height:22.5pt;z-index:251664384;visibility:visible;mso-wrap-style:square;mso-width-percent:0;mso-height-percent:0;mso-wrap-distance-left:9pt;mso-wrap-distance-top:0;mso-wrap-distance-right:9pt;mso-wrap-distance-bottom:0;mso-position-horizontal:absolute;mso-position-horizontal-relative:text;mso-position-vertical:absolute;mso-position-vertical-relative:text;mso-width-percent:0;mso-height-percent:0;mso-width-relative:margin;mso-height-relative:margin;v-text-anchor:top" o:gfxdata="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" filled="f" strokeweight=".5pt">
+              <v:shape w14:anchorId="0B82DC4D" id="_x0000_s1027" type="#_x0000_t202" style="position:absolute;margin-left:195pt;margin-top:264pt;width:106.5pt;height:22.5pt;z-index:251664384;visibility:visible;mso-wrap-style:square;mso-width-percent:0;mso-height-percent:0;mso-wrap-distance-left:9pt;mso-wrap-distance-top:0;mso-wrap-distance-right:9pt;mso-wrap-distance-bottom:0;mso-position-horizontal:absolute;mso-position-horizontal-relative:text;mso-position-vertical:absolute;mso-position-vertical-relative:text;mso-width-percent:0;mso-height-percent:0;mso-width-relative:margin;mso-height-relative:margin;v-text-anchor:top" o:gfxdata="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" filled="f" strokeweight=".5pt">
                 <v:textbox>
                   <w:txbxContent>
                     <w:p>
@@ -383,7 +383,7 @@
           </mc:Choice>
           <mc:Fallback>
             <w:pict>
-              <v:shape w14:anchorId="23D56291" id="Text Box 4" o:spid="_x0000_s1028" type="#_x0000_t202" style="position:absolute;margin-left:194.95pt;margin-top:156pt;width:72.75pt;height:48.75pt;z-index:251662336;visibility:visible;mso-wrap-style:square;mso-width-percent:0;mso-height-percent:0;mso-wrap-distance-left:9pt;mso-wrap-distance-top:0;mso-wrap-distance-right:9pt;mso-wrap-distance-bottom:0;mso-position-horizontal:absolute;mso-position-horizontal-relative:text;mso-position-vertical:absolute;mso-position-vertical-relative:text;mso-width-percent:0;mso-height-percent:0;mso-width-relative:margin;mso-height-relative:margin;v-text-anchor:top" o:gfxdata="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" filled="f" strokeweight=".5pt">
+              <v:shape w14:anchorId="23D56291" id="Text Box 4" o:spid="_x0000_s1028" type="#_x0000_t202" style="position:absolute;margin-left:194.95pt;margin-top:156pt;width:72.75pt;height:48.75pt;z-index:251662336;visibility:visible;mso-wrap-style:square;mso-width-percent:0;mso-height-percent:0;mso-wrap-distance-left:9pt;mso-wrap-distance-top:0;mso-wrap-distance-right:9pt;mso-wrap-distance-bottom:0;mso-position-horizontal:absolute;mso-position-horizontal-relative:text;mso-position-vertical:absolute;mso-position-vertical-relative:text;mso-width-percent:0;mso-height-percent:0;mso-width-relative:margin;mso-height-relative:margin;v-text-anchor:top" o:gfxdata="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" filled="f" strokeweight=".5pt">
                 <v:textbox>
                   <w:txbxContent>
                     <w:p>
@@ -472,7 +472,7 @@
           </mc:Choice>
           <mc:Fallback>
             <w:pict>
-              <v:shape w14:anchorId="51E2509E" id="Text Box 3" o:spid="_x0000_s1029" type="#_x0000_t202" style="position:absolute;margin-left:74.25pt;margin-top:228.75pt;width:84pt;height:1in;z-index:251661312;visibility:visible;mso-wrap-style:square;mso-wrap-distance-left:9pt;mso-wrap-distance-top:0;mso-wrap-distance-right:9pt;mso-wrap-distance-bottom:0;mso-position-horizontal:absolute;mso-position-horizontal-relative:text;mso-position-vertical:absolute;mso-position-vertical-relative:text;v-text-anchor:top" o:gfxdata="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" filled="f" strokeweight=".5pt">
+              <v:shape w14:anchorId="51E2509E" id="Text Box 3" o:spid="_x0000_s1029" type="#_x0000_t202" style="position:absolute;margin-left:74.25pt;margin-top:228.75pt;width:84pt;height:1in;z-index:251661312;visibility:visible;mso-wrap-style:square;mso-wrap-distance-left:9pt;mso-wrap-distance-top:0;mso-wrap-distance-right:9pt;mso-wrap-distance-bottom:0;mso-position-horizontal:absolute;mso-position-horizontal-relative:text;mso-position-vertical:absolute;mso-position-vertical-relative:text;v-text-anchor:top" o:gfxdata="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" filled="f" strokeweight=".5pt">
                 <v:textbox>
                   <w:txbxContent>
                     <w:p>
@@ -496,6 +496,9 @@
     </w:p>
     <w:p>
       <w:r>
+        <w:rPr>
+          <w:noProof/>
+        </w:rPr>
         <w:drawing>
           <wp:anchor distT="0" distB="0" distL="114300" distR="114300" simplePos="0" relativeHeight="251659264" behindDoc="1" locked="0" layoutInCell="1" allowOverlap="1" wp14:anchorId="1C8337DE" wp14:editId="7834FBF8">
             <wp:simplePos x="0" y="0"/>
@@ -700,7 +703,10 @@
       </w:r>
       <w:r>
         <w:br/>
-        <w:t xml:space="preserve">A hardware change for this will be increasing the cache size such that elements of both arrays can be stored in the cache uniquely, leading to less frequent misses. Another change is implementing a different cache policy such as fully associative. </w:t>
+        <w:t>A hardware change for this will be increasing the cache size such that elements of both arrays can be stored in the cache uniquely, leading to less frequent misses. Another change is implementing a different cache policy such as fully associative</w:t>
+      </w:r>
+      <w:r>
+        <w:t>, which has better utilisation of the cache and a more effective way of replacing data when a cache miss occurs.</w:t>
       </w:r>
     </w:p>
     <w:p>
@@ -722,6 +728,9 @@
     </w:p>
     <w:p>
       <w:r>
+        <w:rPr>
+          <w:noProof/>
+        </w:rPr>
         <w:drawing>
           <wp:inline distT="0" distB="0" distL="0" distR="0" wp14:anchorId="404B838B" wp14:editId="6E1C668F">
             <wp:extent cx="2505425" cy="743054"/>
@@ -786,6 +795,9 @@
     </w:p>
     <w:p>
       <w:r>
+        <w:rPr>
+          <w:noProof/>
+        </w:rPr>
         <w:drawing>
           <wp:inline distT="0" distB="0" distL="0" distR="0" wp14:anchorId="17159CBA" wp14:editId="79BB3EC2">
             <wp:extent cx="2791215" cy="1352739"/>
@@ -881,55 +893,19 @@
       </w:r>
       <w:r>
         <w:br/>
-        <w:t>960 L1 hit</w:t>
-      </w:r>
-      <w:r>
-        <w:t>s</w:t>
-      </w:r>
-      <w:r>
-        <w:t xml:space="preserve"> = 960 clock cycles</w:t>
+        <w:t>960 L1 hits = 960 clock cycles</w:t>
       </w:r>
       <w:r>
         <w:br/>
-        <w:t xml:space="preserve">20 L2 hits = </w:t>
-      </w:r>
-      <w:r>
-        <w:t xml:space="preserve">(20*11) = </w:t>
-      </w:r>
-      <w:r>
-        <w:t>2</w:t>
-      </w:r>
-      <w:r>
-        <w:t>20</w:t>
-      </w:r>
-      <w:r>
-        <w:t xml:space="preserve"> clock cycles</w:t>
+        <w:t>20 L2 hits = (20*11) = 220 clock cycles</w:t>
       </w:r>
       <w:r>
         <w:br/>
-        <w:t xml:space="preserve">20 main hits = </w:t>
-      </w:r>
-      <w:r>
-        <w:t>(20*111) = 2220</w:t>
-      </w:r>
-      <w:r>
-        <w:t xml:space="preserve"> clock cycles</w:t>
+        <w:t>20 main hits = (20*111) = 2220 clock cycles</w:t>
       </w:r>
       <w:r>
         <w:br/>
-        <w:t>Average is (</w:t>
-      </w:r>
-      <w:r>
-        <w:t>960 + 220 + 2220</w:t>
-      </w:r>
-      <w:r>
-        <w:t>) / 1000 = 3.</w:t>
-      </w:r>
-      <w:r>
-        <w:t>4</w:t>
-      </w:r>
-      <w:r>
-        <w:t xml:space="preserve"> clock cycles</w:t>
+        <w:t>Average is (960 + 220 + 2220) / 1000 = 3.4 clock cycles</w:t>
       </w:r>
     </w:p>
     <w:p/>
